--- a/ЛР1_Вариант8_Кимаковский_Влад_готовый_финал.docx
+++ b/ЛР1_Вариант8_Кимаковский_Влад_готовый_финал.docx
@@ -347,8 +347,6 @@
       <w:r>
         <w:t>−a·x²                       при x &lt; 0 и b ≠ 0</w:t>
       </w:r>
-      <w:bookmarkStart w:id="0" w:name="_GoBack"/>
-      <w:bookmarkEnd w:id="0"/>
     </w:p>
     <w:p>
       <w:pPr>
@@ -377,12 +375,98 @@
       </w:r>
     </w:p>
     <w:p>
+      <w:pPr>
+        <w:rPr>
+          <w:rFonts w:hint="default"/>
+          <w:lang w:val="ru-RU"/>
+        </w:rPr>
+      </w:pPr>
+      <w:r>
+        <w:rPr>
+          <w:lang w:val="ru-RU"/>
+        </w:rPr>
+        <w:t>Сылка</w:t>
+      </w:r>
+      <w:r>
+        <w:rPr>
+          <w:rFonts w:hint="default"/>
+          <w:lang w:val="ru-RU"/>
+        </w:rPr>
+        <w:t xml:space="preserve"> на репозиторий:</w:t>
+      </w:r>
+      <w:bookmarkStart w:id="0" w:name="_GoBack"/>
+      <w:bookmarkEnd w:id="0"/>
+    </w:p>
+    <w:p>
+      <w:pPr>
+        <w:rPr>
+          <w:rFonts w:hint="default"/>
+          <w:lang w:val="ru-RU"/>
+        </w:rPr>
+      </w:pPr>
+      <w:r>
+        <w:rPr>
+          <w:rFonts w:hint="default"/>
+          <w:lang w:val="ru-RU"/>
+        </w:rPr>
+        <w:fldChar w:fldCharType="begin"/>
+      </w:r>
+      <w:r>
+        <w:rPr>
+          <w:rFonts w:hint="default"/>
+          <w:lang w:val="ru-RU"/>
+        </w:rPr>
+        <w:instrText xml:space="preserve"> HYPERLINK "https://github.com/chimacovschi/Lab1-Chimacovschi-Vlad-AI-263" </w:instrText>
+      </w:r>
+      <w:r>
+        <w:rPr>
+          <w:rFonts w:hint="default"/>
+          <w:lang w:val="ru-RU"/>
+        </w:rPr>
+        <w:fldChar w:fldCharType="separate"/>
+      </w:r>
+      <w:r>
+        <w:rPr>
+          <w:rStyle w:val="14"/>
+          <w:rFonts w:hint="default"/>
+          <w:lang w:val="ru-RU"/>
+        </w:rPr>
+        <w:t>https://github.com/chimacovschi/Lab1-Chimacovschi-Vlad-AI-263</w:t>
+      </w:r>
+      <w:r>
+        <w:rPr>
+          <w:rFonts w:hint="default"/>
+          <w:lang w:val="ru-RU"/>
+        </w:rPr>
+        <w:fldChar w:fldCharType="end"/>
+      </w:r>
+    </w:p>
+    <w:p>
+      <w:pPr>
+        <w:numPr>
+          <w:ilvl w:val="0"/>
+          <w:numId w:val="7"/>
+        </w:numPr>
+        <w:rPr>
+          <w:b/>
+        </w:rPr>
+      </w:pPr>
       <w:r>
         <w:rPr>
           <w:b/>
         </w:rPr>
-        <w:t>3. Схема блок (логика) алгоритма</w:t>
+        <w:t>Схема блок (логика) алгоритма</w:t>
       </w:r>
+    </w:p>
+    <w:p>
+      <w:pPr>
+        <w:numPr>
+          <w:numId w:val="0"/>
+        </w:numPr>
+        <w:rPr>
+          <w:b/>
+        </w:rPr>
+      </w:pPr>
     </w:p>
     <w:p>
       <w:pPr>
@@ -855,7 +939,7 @@
     </w:p>
     <w:tbl>
       <w:tblPr>
-        <w:tblStyle w:val="36"/>
+        <w:tblStyle w:val="37"/>
         <w:tblW w:w="0" w:type="auto"/>
         <w:jc w:val="center"/>
         <w:tblBorders>
@@ -1052,7 +1136,7 @@
     </w:p>
     <w:tbl>
       <w:tblPr>
-        <w:tblStyle w:val="36"/>
+        <w:tblStyle w:val="37"/>
         <w:tblW w:w="0" w:type="auto"/>
         <w:jc w:val="center"/>
         <w:tblBorders>
@@ -1085,6 +1169,12 @@
             <w:insideH w:val="single" w:color="auto" w:sz="4" w:space="0"/>
             <w:insideV w:val="single" w:color="auto" w:sz="4" w:space="0"/>
           </w:tblBorders>
+          <w:tblCellMar>
+            <w:top w:w="0" w:type="dxa"/>
+            <w:left w:w="108" w:type="dxa"/>
+            <w:bottom w:w="0" w:type="dxa"/>
+            <w:right w:w="108" w:type="dxa"/>
+          </w:tblCellMar>
         </w:tblPrEx>
         <w:trPr>
           <w:jc w:val="center"/>
@@ -1575,7 +1665,7 @@
     <w:lvl w:ilvl="0" w:tentative="0">
       <w:start w:val="1"/>
       <w:numFmt w:val="decimal"/>
-      <w:pStyle w:val="18"/>
+      <w:pStyle w:val="19"/>
       <w:lvlText w:val="%1."/>
       <w:lvlJc w:val="left"/>
       <w:pPr>
@@ -1593,7 +1683,7 @@
     <w:lvl w:ilvl="0" w:tentative="0">
       <w:start w:val="1"/>
       <w:numFmt w:val="decimal"/>
-      <w:pStyle w:val="28"/>
+      <w:pStyle w:val="29"/>
       <w:lvlText w:val="%1."/>
       <w:lvlJc w:val="left"/>
       <w:pPr>
@@ -1611,7 +1701,7 @@
     <w:lvl w:ilvl="0" w:tentative="0">
       <w:start w:val="1"/>
       <w:numFmt w:val="bullet"/>
-      <w:pStyle w:val="24"/>
+      <w:pStyle w:val="25"/>
       <w:lvlText w:val=""/>
       <w:lvlJc w:val="left"/>
       <w:pPr>
@@ -1632,7 +1722,7 @@
     <w:lvl w:ilvl="0" w:tentative="0">
       <w:start w:val="1"/>
       <w:numFmt w:val="bullet"/>
-      <w:pStyle w:val="23"/>
+      <w:pStyle w:val="24"/>
       <w:lvlText w:val=""/>
       <w:lvlJc w:val="left"/>
       <w:pPr>
@@ -1653,7 +1743,7 @@
     <w:lvl w:ilvl="0" w:tentative="0">
       <w:start w:val="1"/>
       <w:numFmt w:val="decimal"/>
-      <w:pStyle w:val="27"/>
+      <w:pStyle w:val="28"/>
       <w:lvlText w:val="%1."/>
       <w:lvlJc w:val="left"/>
       <w:pPr>
@@ -1671,7 +1761,7 @@
     <w:lvl w:ilvl="0" w:tentative="0">
       <w:start w:val="1"/>
       <w:numFmt w:val="bullet"/>
-      <w:pStyle w:val="22"/>
+      <w:pStyle w:val="23"/>
       <w:lvlText w:val=""/>
       <w:lvlJc w:val="left"/>
       <w:pPr>
@@ -1683,6 +1773,18 @@
       <w:rPr>
         <w:rFonts w:hint="default" w:ascii="Symbol" w:hAnsi="Symbol"/>
       </w:rPr>
+    </w:lvl>
+  </w:abstractNum>
+  <w:abstractNum w:abstractNumId="6">
+    <w:nsid w:val="1C7F3E0E"/>
+    <w:multiLevelType w:val="singleLevel"/>
+    <w:tmpl w:val="1C7F3E0E"/>
+    <w:lvl w:ilvl="0" w:tentative="0">
+      <w:start w:val="3"/>
+      <w:numFmt w:val="decimal"/>
+      <w:suff w:val="space"/>
+      <w:lvlText w:val="%1."/>
+      <w:lvlJc w:val="left"/>
     </w:lvl>
   </w:abstractNum>
   <w:num w:numId="1">
@@ -1702,6 +1804,9 @@
   </w:num>
   <w:num w:numId="6">
     <w:abstractNumId w:val="1"/>
+  </w:num>
+  <w:num w:numId="7">
+    <w:abstractNumId w:val="6"/>
   </w:num>
 </w:numbering>
 </file>
@@ -1765,10 +1870,10 @@
     <w:lsdException w:uiPriority="99" w:semiHidden="0" w:name="macro"/>
     <w:lsdException w:uiPriority="99" w:name="toa heading"/>
     <w:lsdException w:uiPriority="99" w:semiHidden="0" w:name="List"/>
-    <w:lsdException w:uiPriority="99" w:semiHidden="0" w:name="List Bullet"/>
+    <w:lsdException w:qFormat="1" w:uiPriority="99" w:semiHidden="0" w:name="List Bullet"/>
     <w:lsdException w:uiPriority="99" w:semiHidden="0" w:name="List Number"/>
     <w:lsdException w:uiPriority="99" w:semiHidden="0" w:name="List 2"/>
-    <w:lsdException w:uiPriority="99" w:semiHidden="0" w:name="List 3"/>
+    <w:lsdException w:qFormat="1" w:uiPriority="99" w:semiHidden="0" w:name="List 3"/>
     <w:lsdException w:uiPriority="99" w:name="List 4"/>
     <w:lsdException w:uiPriority="99" w:name="List 5"/>
     <w:lsdException w:uiPriority="99" w:semiHidden="0" w:name="List Bullet 2"/>
@@ -1886,7 +1991,7 @@
     <w:lsdException w:unhideWhenUsed="0" w:uiPriority="61" w:semiHidden="0" w:name="Light List Accent 1"/>
     <w:lsdException w:unhideWhenUsed="0" w:uiPriority="62" w:semiHidden="0" w:name="Light Grid Accent 1"/>
     <w:lsdException w:unhideWhenUsed="0" w:uiPriority="63" w:semiHidden="0" w:name="Medium Shading 1 Accent 1"/>
-    <w:lsdException w:unhideWhenUsed="0" w:uiPriority="64" w:semiHidden="0" w:name="Medium Shading 2 Accent 1"/>
+    <w:lsdException w:qFormat="1" w:unhideWhenUsed="0" w:uiPriority="64" w:semiHidden="0" w:name="Medium Shading 2 Accent 1"/>
     <w:lsdException w:unhideWhenUsed="0" w:uiPriority="65" w:semiHidden="0" w:name="Medium List 1 Accent 1"/>
     <w:lsdException w:qFormat="1" w:unhideWhenUsed="0" w:uiPriority="34" w:semiHidden="0" w:name="List Paragraph"/>
     <w:lsdException w:qFormat="1" w:unhideWhenUsed="0" w:uiPriority="29" w:semiHidden="0" w:name="Quote"/>
@@ -1900,7 +2005,7 @@
     <w:lsdException w:qFormat="1" w:unhideWhenUsed="0" w:uiPriority="72" w:semiHidden="0" w:name="Colorful List Accent 1"/>
     <w:lsdException w:qFormat="1" w:unhideWhenUsed="0" w:uiPriority="73" w:semiHidden="0" w:name="Colorful Grid Accent 1"/>
     <w:lsdException w:unhideWhenUsed="0" w:uiPriority="60" w:semiHidden="0" w:name="Light Shading Accent 2"/>
-    <w:lsdException w:unhideWhenUsed="0" w:uiPriority="61" w:semiHidden="0" w:name="Light List Accent 2"/>
+    <w:lsdException w:qFormat="1" w:unhideWhenUsed="0" w:uiPriority="61" w:semiHidden="0" w:name="Light List Accent 2"/>
     <w:lsdException w:unhideWhenUsed="0" w:uiPriority="62" w:semiHidden="0" w:name="Light Grid Accent 2"/>
     <w:lsdException w:unhideWhenUsed="0" w:uiPriority="63" w:semiHidden="0" w:name="Medium Shading 1 Accent 2"/>
     <w:lsdException w:unhideWhenUsed="0" w:uiPriority="64" w:semiHidden="0" w:name="Medium Shading 2 Accent 2"/>
@@ -1915,9 +2020,9 @@
     <w:lsdException w:qFormat="1" w:unhideWhenUsed="0" w:uiPriority="73" w:semiHidden="0" w:name="Colorful Grid Accent 2"/>
     <w:lsdException w:unhideWhenUsed="0" w:uiPriority="60" w:semiHidden="0" w:name="Light Shading Accent 3"/>
     <w:lsdException w:unhideWhenUsed="0" w:uiPriority="61" w:semiHidden="0" w:name="Light List Accent 3"/>
-    <w:lsdException w:unhideWhenUsed="0" w:uiPriority="62" w:semiHidden="0" w:name="Light Grid Accent 3"/>
+    <w:lsdException w:qFormat="1" w:unhideWhenUsed="0" w:uiPriority="62" w:semiHidden="0" w:name="Light Grid Accent 3"/>
     <w:lsdException w:unhideWhenUsed="0" w:uiPriority="63" w:semiHidden="0" w:name="Medium Shading 1 Accent 3"/>
-    <w:lsdException w:unhideWhenUsed="0" w:uiPriority="64" w:semiHidden="0" w:name="Medium Shading 2 Accent 3"/>
+    <w:lsdException w:qFormat="1" w:unhideWhenUsed="0" w:uiPriority="64" w:semiHidden="0" w:name="Medium Shading 2 Accent 3"/>
     <w:lsdException w:qFormat="1" w:unhideWhenUsed="0" w:uiPriority="65" w:semiHidden="0" w:name="Medium List 1 Accent 3"/>
     <w:lsdException w:qFormat="1" w:unhideWhenUsed="0" w:uiPriority="66" w:semiHidden="0" w:name="Medium List 2 Accent 3"/>
     <w:lsdException w:qFormat="1" w:unhideWhenUsed="0" w:uiPriority="67" w:semiHidden="0" w:name="Medium Grid 1 Accent 3"/>
@@ -1930,8 +2035,8 @@
     <w:lsdException w:unhideWhenUsed="0" w:uiPriority="60" w:semiHidden="0" w:name="Light Shading Accent 4"/>
     <w:lsdException w:unhideWhenUsed="0" w:uiPriority="61" w:semiHidden="0" w:name="Light List Accent 4"/>
     <w:lsdException w:unhideWhenUsed="0" w:uiPriority="62" w:semiHidden="0" w:name="Light Grid Accent 4"/>
-    <w:lsdException w:unhideWhenUsed="0" w:uiPriority="63" w:semiHidden="0" w:name="Medium Shading 1 Accent 4"/>
-    <w:lsdException w:unhideWhenUsed="0" w:uiPriority="64" w:semiHidden="0" w:name="Medium Shading 2 Accent 4"/>
+    <w:lsdException w:qFormat="1" w:unhideWhenUsed="0" w:uiPriority="63" w:semiHidden="0" w:name="Medium Shading 1 Accent 4"/>
+    <w:lsdException w:qFormat="1" w:unhideWhenUsed="0" w:uiPriority="64" w:semiHidden="0" w:name="Medium Shading 2 Accent 4"/>
     <w:lsdException w:qFormat="1" w:unhideWhenUsed="0" w:uiPriority="65" w:semiHidden="0" w:name="Medium List 1 Accent 4"/>
     <w:lsdException w:qFormat="1" w:unhideWhenUsed="0" w:uiPriority="66" w:semiHidden="0" w:name="Medium List 2 Accent 4"/>
     <w:lsdException w:qFormat="1" w:unhideWhenUsed="0" w:uiPriority="67" w:semiHidden="0" w:name="Medium Grid 1 Accent 4"/>
@@ -1944,10 +2049,10 @@
     <w:lsdException w:unhideWhenUsed="0" w:uiPriority="60" w:semiHidden="0" w:name="Light Shading Accent 5"/>
     <w:lsdException w:unhideWhenUsed="0" w:uiPriority="61" w:semiHidden="0" w:name="Light List Accent 5"/>
     <w:lsdException w:unhideWhenUsed="0" w:uiPriority="62" w:semiHidden="0" w:name="Light Grid Accent 5"/>
-    <w:lsdException w:unhideWhenUsed="0" w:uiPriority="63" w:semiHidden="0" w:name="Medium Shading 1 Accent 5"/>
+    <w:lsdException w:qFormat="1" w:unhideWhenUsed="0" w:uiPriority="63" w:semiHidden="0" w:name="Medium Shading 1 Accent 5"/>
     <w:lsdException w:unhideWhenUsed="0" w:uiPriority="64" w:semiHidden="0" w:name="Medium Shading 2 Accent 5"/>
     <w:lsdException w:qFormat="1" w:unhideWhenUsed="0" w:uiPriority="65" w:semiHidden="0" w:name="Medium List 1 Accent 5"/>
-    <w:lsdException w:unhideWhenUsed="0" w:uiPriority="66" w:semiHidden="0" w:name="Medium List 2 Accent 5"/>
+    <w:lsdException w:qFormat="1" w:unhideWhenUsed="0" w:uiPriority="66" w:semiHidden="0" w:name="Medium List 2 Accent 5"/>
     <w:lsdException w:qFormat="1" w:unhideWhenUsed="0" w:uiPriority="67" w:semiHidden="0" w:name="Medium Grid 1 Accent 5"/>
     <w:lsdException w:qFormat="1" w:unhideWhenUsed="0" w:uiPriority="68" w:semiHidden="0" w:name="Medium Grid 2 Accent 5"/>
     <w:lsdException w:qFormat="1" w:unhideWhenUsed="0" w:uiPriority="69" w:semiHidden="0" w:name="Medium Grid 3 Accent 5"/>
@@ -1988,7 +2093,7 @@
     <w:name w:val="heading 1"/>
     <w:basedOn w:val="1"/>
     <w:next w:val="1"/>
-    <w:link w:val="40"/>
+    <w:link w:val="41"/>
     <w:qFormat/>
     <w:uiPriority w:val="9"/>
     <w:pPr>
@@ -2010,7 +2115,7 @@
     <w:name w:val="heading 2"/>
     <w:basedOn w:val="1"/>
     <w:next w:val="1"/>
-    <w:link w:val="41"/>
+    <w:link w:val="42"/>
     <w:unhideWhenUsed/>
     <w:qFormat/>
     <w:uiPriority w:val="9"/>
@@ -2038,7 +2143,7 @@
     <w:name w:val="heading 3"/>
     <w:basedOn w:val="1"/>
     <w:next w:val="1"/>
-    <w:link w:val="42"/>
+    <w:link w:val="43"/>
     <w:unhideWhenUsed/>
     <w:qFormat/>
     <w:uiPriority w:val="9"/>
@@ -2064,7 +2169,7 @@
     <w:name w:val="heading 4"/>
     <w:basedOn w:val="1"/>
     <w:next w:val="1"/>
-    <w:link w:val="52"/>
+    <w:link w:val="53"/>
     <w:semiHidden/>
     <w:unhideWhenUsed/>
     <w:qFormat/>
@@ -2093,7 +2198,7 @@
     <w:name w:val="heading 5"/>
     <w:basedOn w:val="1"/>
     <w:next w:val="1"/>
-    <w:link w:val="53"/>
+    <w:link w:val="54"/>
     <w:semiHidden/>
     <w:unhideWhenUsed/>
     <w:qFormat/>
@@ -2113,7 +2218,7 @@
     <w:name w:val="heading 6"/>
     <w:basedOn w:val="1"/>
     <w:next w:val="1"/>
-    <w:link w:val="54"/>
+    <w:link w:val="55"/>
     <w:semiHidden/>
     <w:unhideWhenUsed/>
     <w:qFormat/>
@@ -2135,7 +2240,7 @@
     <w:name w:val="heading 7"/>
     <w:basedOn w:val="1"/>
     <w:next w:val="1"/>
-    <w:link w:val="55"/>
+    <w:link w:val="56"/>
     <w:semiHidden/>
     <w:unhideWhenUsed/>
     <w:qFormat/>
@@ -2165,7 +2270,7 @@
     <w:name w:val="heading 8"/>
     <w:basedOn w:val="1"/>
     <w:next w:val="1"/>
-    <w:link w:val="56"/>
+    <w:link w:val="57"/>
     <w:semiHidden/>
     <w:unhideWhenUsed/>
     <w:qFormat/>
@@ -2192,7 +2297,7 @@
     <w:name w:val="heading 9"/>
     <w:basedOn w:val="1"/>
     <w:next w:val="1"/>
-    <w:link w:val="57"/>
+    <w:link w:val="58"/>
     <w:semiHidden/>
     <w:unhideWhenUsed/>
     <w:qFormat/>
@@ -2253,6 +2358,17 @@
     </w:rPr>
   </w:style>
   <w:style w:type="character" w:styleId="14">
+    <w:name w:val="Hyperlink"/>
+    <w:basedOn w:val="11"/>
+    <w:semiHidden/>
+    <w:unhideWhenUsed/>
+    <w:uiPriority w:val="99"/>
+    <w:rPr>
+      <w:color w:val="0000FF"/>
+      <w:u w:val="single"/>
+    </w:rPr>
+  </w:style>
+  <w:style w:type="character" w:styleId="15">
     <w:name w:val="Strong"/>
     <w:basedOn w:val="11"/>
     <w:qFormat/>
@@ -2262,7 +2378,7 @@
       <w:bCs/>
     </w:rPr>
   </w:style>
-  <w:style w:type="paragraph" w:styleId="15">
+  <w:style w:type="paragraph" w:styleId="16">
     <w:name w:val="List Continue"/>
     <w:basedOn w:val="1"/>
     <w:unhideWhenUsed/>
@@ -2274,10 +2390,10 @@
       <w:contextualSpacing/>
     </w:pPr>
   </w:style>
-  <w:style w:type="paragraph" w:styleId="16">
+  <w:style w:type="paragraph" w:styleId="17">
     <w:name w:val="Body Text 2"/>
     <w:basedOn w:val="1"/>
-    <w:link w:val="47"/>
+    <w:link w:val="48"/>
     <w:unhideWhenUsed/>
     <w:qFormat/>
     <w:uiPriority w:val="99"/>
@@ -2285,7 +2401,7 @@
       <w:spacing w:after="120" w:line="480" w:lineRule="auto"/>
     </w:pPr>
   </w:style>
-  <w:style w:type="paragraph" w:styleId="17">
+  <w:style w:type="paragraph" w:styleId="18">
     <w:name w:val="caption"/>
     <w:basedOn w:val="1"/>
     <w:next w:val="1"/>
@@ -2309,7 +2425,7 @@
       </w14:textFill>
     </w:rPr>
   </w:style>
-  <w:style w:type="paragraph" w:styleId="18">
+  <w:style w:type="paragraph" w:styleId="19">
     <w:name w:val="List Number 3"/>
     <w:basedOn w:val="1"/>
     <w:unhideWhenUsed/>
@@ -2323,10 +2439,10 @@
       <w:contextualSpacing/>
     </w:pPr>
   </w:style>
-  <w:style w:type="paragraph" w:styleId="19">
+  <w:style w:type="paragraph" w:styleId="20">
     <w:name w:val="header"/>
     <w:basedOn w:val="1"/>
-    <w:link w:val="37"/>
+    <w:link w:val="38"/>
     <w:unhideWhenUsed/>
     <w:qFormat/>
     <w:uiPriority w:val="99"/>
@@ -2338,10 +2454,10 @@
       <w:spacing w:after="0" w:line="240" w:lineRule="auto"/>
     </w:pPr>
   </w:style>
-  <w:style w:type="paragraph" w:styleId="20">
+  <w:style w:type="paragraph" w:styleId="21">
     <w:name w:val="Body Text"/>
     <w:basedOn w:val="1"/>
-    <w:link w:val="46"/>
+    <w:link w:val="47"/>
     <w:unhideWhenUsed/>
     <w:qFormat/>
     <w:uiPriority w:val="99"/>
@@ -2349,9 +2465,9 @@
       <w:spacing w:after="120"/>
     </w:pPr>
   </w:style>
-  <w:style w:type="paragraph" w:styleId="21">
+  <w:style w:type="paragraph" w:styleId="22">
     <w:name w:val="macro"/>
-    <w:link w:val="49"/>
+    <w:link w:val="50"/>
     <w:unhideWhenUsed/>
     <w:uiPriority w:val="99"/>
     <w:pPr>
@@ -2373,10 +2489,11 @@
       <w:lang w:val="en-US" w:eastAsia="en-US" w:bidi="ar-SA"/>
     </w:rPr>
   </w:style>
-  <w:style w:type="paragraph" w:styleId="22">
+  <w:style w:type="paragraph" w:styleId="23">
     <w:name w:val="List Bullet"/>
     <w:basedOn w:val="1"/>
     <w:unhideWhenUsed/>
+    <w:qFormat/>
     <w:uiPriority w:val="99"/>
     <w:pPr>
       <w:numPr>
@@ -2386,7 +2503,7 @@
       <w:contextualSpacing/>
     </w:pPr>
   </w:style>
-  <w:style w:type="paragraph" w:styleId="23">
+  <w:style w:type="paragraph" w:styleId="24">
     <w:name w:val="List Bullet 2"/>
     <w:basedOn w:val="1"/>
     <w:unhideWhenUsed/>
@@ -2399,7 +2516,7 @@
       <w:contextualSpacing/>
     </w:pPr>
   </w:style>
-  <w:style w:type="paragraph" w:styleId="24">
+  <w:style w:type="paragraph" w:styleId="25">
     <w:name w:val="List Bullet 3"/>
     <w:basedOn w:val="1"/>
     <w:unhideWhenUsed/>
@@ -2412,11 +2529,11 @@
       <w:contextualSpacing/>
     </w:pPr>
   </w:style>
-  <w:style w:type="paragraph" w:styleId="25">
+  <w:style w:type="paragraph" w:styleId="26">
     <w:name w:val="Title"/>
     <w:basedOn w:val="1"/>
     <w:next w:val="1"/>
-    <w:link w:val="43"/>
+    <w:link w:val="44"/>
     <w:qFormat/>
     <w:uiPriority w:val="10"/>
     <w:pPr>
@@ -2435,10 +2552,10 @@
       <w:szCs w:val="52"/>
     </w:rPr>
   </w:style>
-  <w:style w:type="paragraph" w:styleId="26">
+  <w:style w:type="paragraph" w:styleId="27">
     <w:name w:val="footer"/>
     <w:basedOn w:val="1"/>
-    <w:link w:val="38"/>
+    <w:link w:val="39"/>
     <w:unhideWhenUsed/>
     <w:uiPriority w:val="99"/>
     <w:pPr>
@@ -2449,7 +2566,7 @@
       <w:spacing w:after="0" w:line="240" w:lineRule="auto"/>
     </w:pPr>
   </w:style>
-  <w:style w:type="paragraph" w:styleId="27">
+  <w:style w:type="paragraph" w:styleId="28">
     <w:name w:val="List Number"/>
     <w:basedOn w:val="1"/>
     <w:unhideWhenUsed/>
@@ -2462,7 +2579,7 @@
       <w:contextualSpacing/>
     </w:pPr>
   </w:style>
-  <w:style w:type="paragraph" w:styleId="28">
+  <w:style w:type="paragraph" w:styleId="29">
     <w:name w:val="List Number 2"/>
     <w:basedOn w:val="1"/>
     <w:unhideWhenUsed/>
@@ -2475,7 +2592,7 @@
       <w:contextualSpacing/>
     </w:pPr>
   </w:style>
-  <w:style w:type="paragraph" w:styleId="29">
+  <w:style w:type="paragraph" w:styleId="30">
     <w:name w:val="List"/>
     <w:basedOn w:val="1"/>
     <w:unhideWhenUsed/>
@@ -2485,10 +2602,10 @@
       <w:contextualSpacing/>
     </w:pPr>
   </w:style>
-  <w:style w:type="paragraph" w:styleId="30">
+  <w:style w:type="paragraph" w:styleId="31">
     <w:name w:val="Body Text 3"/>
     <w:basedOn w:val="1"/>
-    <w:link w:val="48"/>
+    <w:link w:val="49"/>
     <w:unhideWhenUsed/>
     <w:uiPriority w:val="99"/>
     <w:pPr>
@@ -2499,11 +2616,11 @@
       <w:szCs w:val="16"/>
     </w:rPr>
   </w:style>
-  <w:style w:type="paragraph" w:styleId="31">
+  <w:style w:type="paragraph" w:styleId="32">
     <w:name w:val="Subtitle"/>
     <w:basedOn w:val="1"/>
     <w:next w:val="1"/>
-    <w:link w:val="44"/>
+    <w:link w:val="45"/>
     <w:qFormat/>
     <w:uiPriority w:val="11"/>
     <w:rPr>
@@ -2521,7 +2638,7 @@
       </w14:textFill>
     </w:rPr>
   </w:style>
-  <w:style w:type="paragraph" w:styleId="32">
+  <w:style w:type="paragraph" w:styleId="33">
     <w:name w:val="List Continue 2"/>
     <w:basedOn w:val="1"/>
     <w:unhideWhenUsed/>
@@ -2532,7 +2649,7 @@
       <w:contextualSpacing/>
     </w:pPr>
   </w:style>
-  <w:style w:type="paragraph" w:styleId="33">
+  <w:style w:type="paragraph" w:styleId="34">
     <w:name w:val="List Continue 3"/>
     <w:basedOn w:val="1"/>
     <w:unhideWhenUsed/>
@@ -2543,7 +2660,7 @@
       <w:contextualSpacing/>
     </w:pPr>
   </w:style>
-  <w:style w:type="paragraph" w:styleId="34">
+  <w:style w:type="paragraph" w:styleId="35">
     <w:name w:val="List 2"/>
     <w:basedOn w:val="1"/>
     <w:unhideWhenUsed/>
@@ -2553,17 +2670,18 @@
       <w:contextualSpacing/>
     </w:pPr>
   </w:style>
-  <w:style w:type="paragraph" w:styleId="35">
+  <w:style w:type="paragraph" w:styleId="36">
     <w:name w:val="List 3"/>
     <w:basedOn w:val="1"/>
     <w:unhideWhenUsed/>
+    <w:qFormat/>
     <w:uiPriority w:val="99"/>
     <w:pPr>
       <w:ind w:left="1080" w:hanging="360"/>
       <w:contextualSpacing/>
     </w:pPr>
   </w:style>
-  <w:style w:type="table" w:styleId="36">
+  <w:style w:type="table" w:styleId="37">
     <w:name w:val="Table Grid"/>
     <w:basedOn w:val="12"/>
     <w:uiPriority w:val="59"/>
@@ -2587,19 +2705,19 @@
       </w:tblCellMar>
     </w:tblPr>
   </w:style>
-  <w:style w:type="character" w:customStyle="1" w:styleId="37">
+  <w:style w:type="character" w:customStyle="1" w:styleId="38">
     <w:name w:val="Header Char"/>
     <w:basedOn w:val="11"/>
-    <w:link w:val="19"/>
+    <w:link w:val="20"/>
     <w:uiPriority w:val="99"/>
   </w:style>
-  <w:style w:type="character" w:customStyle="1" w:styleId="38">
+  <w:style w:type="character" w:customStyle="1" w:styleId="39">
     <w:name w:val="Footer Char"/>
     <w:basedOn w:val="11"/>
-    <w:link w:val="26"/>
+    <w:link w:val="27"/>
     <w:uiPriority w:val="99"/>
   </w:style>
-  <w:style w:type="paragraph" w:styleId="39">
+  <w:style w:type="paragraph" w:styleId="40">
     <w:name w:val="No Spacing"/>
     <w:qFormat/>
     <w:uiPriority w:val="1"/>
@@ -2613,7 +2731,7 @@
       <w:lang w:val="en-US" w:eastAsia="en-US" w:bidi="ar-SA"/>
     </w:rPr>
   </w:style>
-  <w:style w:type="character" w:customStyle="1" w:styleId="40">
+  <w:style w:type="character" w:customStyle="1" w:styleId="41">
     <w:name w:val="Heading 1 Char"/>
     <w:basedOn w:val="11"/>
     <w:link w:val="2"/>
@@ -2627,7 +2745,7 @@
       <w:szCs w:val="28"/>
     </w:rPr>
   </w:style>
-  <w:style w:type="character" w:customStyle="1" w:styleId="41">
+  <w:style w:type="character" w:customStyle="1" w:styleId="42">
     <w:name w:val="Heading 2 Char"/>
     <w:basedOn w:val="11"/>
     <w:link w:val="3"/>
@@ -2646,7 +2764,7 @@
       </w14:textFill>
     </w:rPr>
   </w:style>
-  <w:style w:type="character" w:customStyle="1" w:styleId="42">
+  <w:style w:type="character" w:customStyle="1" w:styleId="43">
     <w:name w:val="Heading 3 Char"/>
     <w:basedOn w:val="11"/>
     <w:link w:val="4"/>
@@ -2663,10 +2781,10 @@
       </w14:textFill>
     </w:rPr>
   </w:style>
-  <w:style w:type="character" w:customStyle="1" w:styleId="43">
+  <w:style w:type="character" w:customStyle="1" w:styleId="44">
     <w:name w:val="Title Char"/>
     <w:basedOn w:val="11"/>
-    <w:link w:val="25"/>
+    <w:link w:val="26"/>
     <w:uiPriority w:val="10"/>
     <w:rPr>
       <w:rFonts w:asciiTheme="majorHAnsi" w:hAnsiTheme="majorHAnsi" w:eastAsiaTheme="majorEastAsia" w:cstheme="majorBidi"/>
@@ -2677,10 +2795,10 @@
       <w:szCs w:val="52"/>
     </w:rPr>
   </w:style>
-  <w:style w:type="character" w:customStyle="1" w:styleId="44">
+  <w:style w:type="character" w:customStyle="1" w:styleId="45">
     <w:name w:val="Subtitle Char"/>
     <w:basedOn w:val="11"/>
-    <w:link w:val="31"/>
+    <w:link w:val="32"/>
     <w:uiPriority w:val="11"/>
     <w:rPr>
       <w:rFonts w:asciiTheme="majorHAnsi" w:hAnsiTheme="majorHAnsi" w:eastAsiaTheme="majorEastAsia" w:cstheme="majorBidi"/>
@@ -2697,7 +2815,7 @@
       </w14:textFill>
     </w:rPr>
   </w:style>
-  <w:style w:type="paragraph" w:styleId="45">
+  <w:style w:type="paragraph" w:styleId="46">
     <w:name w:val="List Paragraph"/>
     <w:basedOn w:val="1"/>
     <w:qFormat/>
@@ -2707,32 +2825,32 @@
       <w:contextualSpacing/>
     </w:pPr>
   </w:style>
-  <w:style w:type="character" w:customStyle="1" w:styleId="46">
+  <w:style w:type="character" w:customStyle="1" w:styleId="47">
     <w:name w:val="Body Text Char"/>
     <w:basedOn w:val="11"/>
-    <w:link w:val="20"/>
+    <w:link w:val="21"/>
     <w:uiPriority w:val="99"/>
   </w:style>
-  <w:style w:type="character" w:customStyle="1" w:styleId="47">
+  <w:style w:type="character" w:customStyle="1" w:styleId="48">
     <w:name w:val="Body Text 2 Char"/>
     <w:basedOn w:val="11"/>
-    <w:link w:val="16"/>
+    <w:link w:val="17"/>
     <w:uiPriority w:val="99"/>
   </w:style>
-  <w:style w:type="character" w:customStyle="1" w:styleId="48">
+  <w:style w:type="character" w:customStyle="1" w:styleId="49">
     <w:name w:val="Body Text 3 Char"/>
     <w:basedOn w:val="11"/>
-    <w:link w:val="30"/>
+    <w:link w:val="31"/>
     <w:uiPriority w:val="99"/>
     <w:rPr>
       <w:sz w:val="16"/>
       <w:szCs w:val="16"/>
     </w:rPr>
   </w:style>
-  <w:style w:type="character" w:customStyle="1" w:styleId="49">
+  <w:style w:type="character" w:customStyle="1" w:styleId="50">
     <w:name w:val="Macro Text Char"/>
     <w:basedOn w:val="11"/>
-    <w:link w:val="21"/>
+    <w:link w:val="22"/>
     <w:uiPriority w:val="99"/>
     <w:rPr>
       <w:rFonts w:ascii="Courier" w:hAnsi="Courier"/>
@@ -2740,11 +2858,11 @@
       <w:szCs w:val="20"/>
     </w:rPr>
   </w:style>
-  <w:style w:type="paragraph" w:styleId="50">
+  <w:style w:type="paragraph" w:styleId="51">
     <w:name w:val="Quote"/>
     <w:basedOn w:val="1"/>
     <w:next w:val="1"/>
-    <w:link w:val="51"/>
+    <w:link w:val="52"/>
     <w:qFormat/>
     <w:uiPriority w:val="29"/>
     <w:rPr>
@@ -2758,10 +2876,10 @@
       </w14:textFill>
     </w:rPr>
   </w:style>
-  <w:style w:type="character" w:customStyle="1" w:styleId="51">
+  <w:style w:type="character" w:customStyle="1" w:styleId="52">
     <w:name w:val="Quote Char"/>
     <w:basedOn w:val="11"/>
-    <w:link w:val="50"/>
+    <w:link w:val="51"/>
     <w:uiPriority w:val="29"/>
     <w:rPr>
       <w:i/>
@@ -2774,7 +2892,7 @@
       </w14:textFill>
     </w:rPr>
   </w:style>
-  <w:style w:type="character" w:customStyle="1" w:styleId="52">
+  <w:style w:type="character" w:customStyle="1" w:styleId="53">
     <w:name w:val="Heading 4 Char"/>
     <w:basedOn w:val="11"/>
     <w:link w:val="5"/>
@@ -2794,7 +2912,7 @@
       </w14:textFill>
     </w:rPr>
   </w:style>
-  <w:style w:type="character" w:customStyle="1" w:styleId="53">
+  <w:style w:type="character" w:customStyle="1" w:styleId="54">
     <w:name w:val="Heading 5 Char"/>
     <w:basedOn w:val="11"/>
     <w:link w:val="6"/>
@@ -2805,7 +2923,7 @@
       <w:color w:val="254061" w:themeColor="accent1" w:themeShade="80"/>
     </w:rPr>
   </w:style>
-  <w:style w:type="character" w:customStyle="1" w:styleId="54">
+  <w:style w:type="character" w:customStyle="1" w:styleId="55">
     <w:name w:val="Heading 6 Char"/>
     <w:basedOn w:val="11"/>
     <w:link w:val="7"/>
@@ -2818,7 +2936,7 @@
       <w:color w:val="254061" w:themeColor="accent1" w:themeShade="80"/>
     </w:rPr>
   </w:style>
-  <w:style w:type="character" w:customStyle="1" w:styleId="55">
+  <w:style w:type="character" w:customStyle="1" w:styleId="56">
     <w:name w:val="Heading 7 Char"/>
     <w:basedOn w:val="11"/>
     <w:link w:val="8"/>
@@ -2839,7 +2957,7 @@
       </w14:textFill>
     </w:rPr>
   </w:style>
-  <w:style w:type="character" w:customStyle="1" w:styleId="56">
+  <w:style w:type="character" w:customStyle="1" w:styleId="57">
     <w:name w:val="Heading 8 Char"/>
     <w:basedOn w:val="11"/>
     <w:link w:val="9"/>
@@ -2857,11 +2975,12 @@
       </w14:textFill>
     </w:rPr>
   </w:style>
-  <w:style w:type="character" w:customStyle="1" w:styleId="57">
+  <w:style w:type="character" w:customStyle="1" w:styleId="58">
     <w:name w:val="Heading 9 Char"/>
     <w:basedOn w:val="11"/>
     <w:link w:val="10"/>
     <w:semiHidden/>
+    <w:qFormat/>
     <w:uiPriority w:val="9"/>
     <w:rPr>
       <w:rFonts w:asciiTheme="majorHAnsi" w:hAnsiTheme="majorHAnsi" w:eastAsiaTheme="majorEastAsia" w:cstheme="majorBidi"/>
@@ -2880,11 +2999,11 @@
       </w14:textFill>
     </w:rPr>
   </w:style>
-  <w:style w:type="paragraph" w:styleId="58">
+  <w:style w:type="paragraph" w:styleId="59">
     <w:name w:val="Intense Quote"/>
     <w:basedOn w:val="1"/>
     <w:next w:val="1"/>
-    <w:link w:val="59"/>
+    <w:link w:val="60"/>
     <w:qFormat/>
     <w:uiPriority w:val="30"/>
     <w:pPr>
@@ -2907,10 +3026,10 @@
       </w14:textFill>
     </w:rPr>
   </w:style>
-  <w:style w:type="character" w:customStyle="1" w:styleId="59">
+  <w:style w:type="character" w:customStyle="1" w:styleId="60">
     <w:name w:val="Intense Quote Char"/>
     <w:basedOn w:val="11"/>
-    <w:link w:val="58"/>
+    <w:link w:val="59"/>
     <w:uiPriority w:val="30"/>
     <w:rPr>
       <w:b/>
@@ -2925,7 +3044,7 @@
       </w14:textFill>
     </w:rPr>
   </w:style>
-  <w:style w:type="character" w:customStyle="1" w:styleId="60">
+  <w:style w:type="character" w:customStyle="1" w:styleId="61">
     <w:name w:val="Subtle Emphasis"/>
     <w:basedOn w:val="11"/>
     <w:qFormat/>
@@ -2944,7 +3063,7 @@
       </w14:textFill>
     </w:rPr>
   </w:style>
-  <w:style w:type="character" w:customStyle="1" w:styleId="61">
+  <w:style w:type="character" w:customStyle="1" w:styleId="62">
     <w:name w:val="Intense Emphasis"/>
     <w:basedOn w:val="11"/>
     <w:qFormat/>
@@ -2962,7 +3081,7 @@
       </w14:textFill>
     </w:rPr>
   </w:style>
-  <w:style w:type="character" w:customStyle="1" w:styleId="62">
+  <w:style w:type="character" w:customStyle="1" w:styleId="63">
     <w:name w:val="Subtle Reference"/>
     <w:basedOn w:val="11"/>
     <w:qFormat/>
@@ -2978,7 +3097,7 @@
       </w14:textFill>
     </w:rPr>
   </w:style>
-  <w:style w:type="character" w:customStyle="1" w:styleId="63">
+  <w:style w:type="character" w:customStyle="1" w:styleId="64">
     <w:name w:val="Intense Reference"/>
     <w:basedOn w:val="11"/>
     <w:qFormat/>
@@ -2997,7 +3116,7 @@
       </w14:textFill>
     </w:rPr>
   </w:style>
-  <w:style w:type="character" w:customStyle="1" w:styleId="64">
+  <w:style w:type="character" w:customStyle="1" w:styleId="65">
     <w:name w:val="Book Title"/>
     <w:basedOn w:val="11"/>
     <w:qFormat/>
@@ -3009,7 +3128,7 @@
       <w:spacing w:val="5"/>
     </w:rPr>
   </w:style>
-  <w:style w:type="paragraph" w:customStyle="1" w:styleId="65">
+  <w:style w:type="paragraph" w:customStyle="1" w:styleId="66">
     <w:name w:val="TOC Heading"/>
     <w:basedOn w:val="2"/>
     <w:next w:val="1"/>
@@ -3021,7 +3140,7 @@
       <w:outlineLvl w:val="9"/>
     </w:pPr>
   </w:style>
-  <w:style w:type="table" w:styleId="66">
+  <w:style w:type="table" w:styleId="67">
     <w:name w:val="Light Shading"/>
     <w:basedOn w:val="12"/>
     <w:uiPriority w:val="60"/>
@@ -3116,7 +3235,7 @@
       </w:tcPr>
     </w:tblStylePr>
   </w:style>
-  <w:style w:type="table" w:styleId="67">
+  <w:style w:type="table" w:styleId="68">
     <w:name w:val="Light Shading Accent 1"/>
     <w:basedOn w:val="12"/>
     <w:uiPriority w:val="60"/>
@@ -3211,7 +3330,7 @@
       </w:tcPr>
     </w:tblStylePr>
   </w:style>
-  <w:style w:type="table" w:styleId="68">
+  <w:style w:type="table" w:styleId="69">
     <w:name w:val="Light Shading Accent 2"/>
     <w:basedOn w:val="12"/>
     <w:uiPriority w:val="60"/>
@@ -3306,7 +3425,7 @@
       </w:tcPr>
     </w:tblStylePr>
   </w:style>
-  <w:style w:type="table" w:styleId="69">
+  <w:style w:type="table" w:styleId="70">
     <w:name w:val="Light Shading Accent 3"/>
     <w:basedOn w:val="12"/>
     <w:uiPriority w:val="60"/>
@@ -3401,7 +3520,7 @@
       </w:tcPr>
     </w:tblStylePr>
   </w:style>
-  <w:style w:type="table" w:styleId="70">
+  <w:style w:type="table" w:styleId="71">
     <w:name w:val="Light Shading Accent 4"/>
     <w:basedOn w:val="12"/>
     <w:uiPriority w:val="60"/>
@@ -3496,7 +3615,7 @@
       </w:tcPr>
     </w:tblStylePr>
   </w:style>
-  <w:style w:type="table" w:styleId="71">
+  <w:style w:type="table" w:styleId="72">
     <w:name w:val="Light Shading Accent 5"/>
     <w:basedOn w:val="12"/>
     <w:uiPriority w:val="60"/>
@@ -3591,7 +3710,7 @@
       </w:tcPr>
     </w:tblStylePr>
   </w:style>
-  <w:style w:type="table" w:styleId="72">
+  <w:style w:type="table" w:styleId="73">
     <w:name w:val="Light Shading Accent 6"/>
     <w:basedOn w:val="12"/>
     <w:uiPriority w:val="60"/>
@@ -3686,7 +3805,7 @@
       </w:tcPr>
     </w:tblStylePr>
   </w:style>
-  <w:style w:type="table" w:styleId="73">
+  <w:style w:type="table" w:styleId="74">
     <w:name w:val="Light List"/>
     <w:basedOn w:val="12"/>
     <w:uiPriority w:val="61"/>
@@ -3775,7 +3894,7 @@
       </w:tcPr>
     </w:tblStylePr>
   </w:style>
-  <w:style w:type="table" w:styleId="74">
+  <w:style w:type="table" w:styleId="75">
     <w:name w:val="Light List Accent 1"/>
     <w:basedOn w:val="12"/>
     <w:uiPriority w:val="61"/>
@@ -3864,9 +3983,10 @@
       </w:tcPr>
     </w:tblStylePr>
   </w:style>
-  <w:style w:type="table" w:styleId="75">
+  <w:style w:type="table" w:styleId="76">
     <w:name w:val="Light List Accent 2"/>
     <w:basedOn w:val="12"/>
+    <w:qFormat/>
     <w:uiPriority w:val="61"/>
     <w:pPr>
       <w:spacing w:after="0" w:line="240" w:lineRule="auto"/>
@@ -3953,7 +4073,7 @@
       </w:tcPr>
     </w:tblStylePr>
   </w:style>
-  <w:style w:type="table" w:styleId="76">
+  <w:style w:type="table" w:styleId="77">
     <w:name w:val="Light List Accent 3"/>
     <w:basedOn w:val="12"/>
     <w:uiPriority w:val="61"/>
@@ -4042,7 +4162,7 @@
       </w:tcPr>
     </w:tblStylePr>
   </w:style>
-  <w:style w:type="table" w:styleId="77">
+  <w:style w:type="table" w:styleId="78">
     <w:name w:val="Light List Accent 4"/>
     <w:basedOn w:val="12"/>
     <w:uiPriority w:val="61"/>
@@ -4131,7 +4251,7 @@
       </w:tcPr>
     </w:tblStylePr>
   </w:style>
-  <w:style w:type="table" w:styleId="78">
+  <w:style w:type="table" w:styleId="79">
     <w:name w:val="Light List Accent 5"/>
     <w:basedOn w:val="12"/>
     <w:uiPriority w:val="61"/>
@@ -4220,7 +4340,7 @@
       </w:tcPr>
     </w:tblStylePr>
   </w:style>
-  <w:style w:type="table" w:styleId="79">
+  <w:style w:type="table" w:styleId="80">
     <w:name w:val="Light List Accent 6"/>
     <w:basedOn w:val="12"/>
     <w:uiPriority w:val="61"/>
@@ -4309,7 +4429,7 @@
       </w:tcPr>
     </w:tblStylePr>
   </w:style>
-  <w:style w:type="table" w:styleId="80">
+  <w:style w:type="table" w:styleId="81">
     <w:name w:val="Light Grid"/>
     <w:basedOn w:val="12"/>
     <w:uiPriority w:val="62"/>
@@ -4429,7 +4549,7 @@
       </w:tcPr>
     </w:tblStylePr>
   </w:style>
-  <w:style w:type="table" w:styleId="81">
+  <w:style w:type="table" w:styleId="82">
     <w:name w:val="Light Grid Accent 1"/>
     <w:basedOn w:val="12"/>
     <w:uiPriority w:val="62"/>
@@ -4549,7 +4669,7 @@
       </w:tcPr>
     </w:tblStylePr>
   </w:style>
-  <w:style w:type="table" w:styleId="82">
+  <w:style w:type="table" w:styleId="83">
     <w:name w:val="Light Grid Accent 2"/>
     <w:basedOn w:val="12"/>
     <w:uiPriority w:val="62"/>
@@ -4669,9 +4789,10 @@
       </w:tcPr>
     </w:tblStylePr>
   </w:style>
-  <w:style w:type="table" w:styleId="83">
+  <w:style w:type="table" w:styleId="84">
     <w:name w:val="Light Grid Accent 3"/>
     <w:basedOn w:val="12"/>
+    <w:qFormat/>
     <w:uiPriority w:val="62"/>
     <w:pPr>
       <w:spacing w:after="0" w:line="240" w:lineRule="auto"/>
@@ -4789,7 +4910,7 @@
       </w:tcPr>
     </w:tblStylePr>
   </w:style>
-  <w:style w:type="table" w:styleId="84">
+  <w:style w:type="table" w:styleId="85">
     <w:name w:val="Light Grid Accent 4"/>
     <w:basedOn w:val="12"/>
     <w:uiPriority w:val="62"/>
@@ -4909,7 +5030,7 @@
       </w:tcPr>
     </w:tblStylePr>
   </w:style>
-  <w:style w:type="table" w:styleId="85">
+  <w:style w:type="table" w:styleId="86">
     <w:name w:val="Light Grid Accent 5"/>
     <w:basedOn w:val="12"/>
     <w:uiPriority w:val="62"/>
@@ -5029,7 +5150,7 @@
       </w:tcPr>
     </w:tblStylePr>
   </w:style>
-  <w:style w:type="table" w:styleId="86">
+  <w:style w:type="table" w:styleId="87">
     <w:name w:val="Light Grid Accent 6"/>
     <w:basedOn w:val="12"/>
     <w:uiPriority w:val="62"/>
@@ -5149,7 +5270,7 @@
       </w:tcPr>
     </w:tblStylePr>
   </w:style>
-  <w:style w:type="table" w:styleId="87">
+  <w:style w:type="table" w:styleId="88">
     <w:name w:val="Medium Shading 1"/>
     <w:basedOn w:val="12"/>
     <w:uiPriority w:val="63"/>
@@ -5251,7 +5372,7 @@
       </w:tcPr>
     </w:tblStylePr>
   </w:style>
-  <w:style w:type="table" w:styleId="88">
+  <w:style w:type="table" w:styleId="89">
     <w:name w:val="Medium Shading 1 Accent 1"/>
     <w:basedOn w:val="12"/>
     <w:uiPriority w:val="63"/>
@@ -5353,7 +5474,7 @@
       </w:tcPr>
     </w:tblStylePr>
   </w:style>
-  <w:style w:type="table" w:styleId="89">
+  <w:style w:type="table" w:styleId="90">
     <w:name w:val="Medium Shading 1 Accent 2"/>
     <w:basedOn w:val="12"/>
     <w:uiPriority w:val="63"/>
@@ -5455,7 +5576,7 @@
       </w:tcPr>
     </w:tblStylePr>
   </w:style>
-  <w:style w:type="table" w:styleId="90">
+  <w:style w:type="table" w:styleId="91">
     <w:name w:val="Medium Shading 1 Accent 3"/>
     <w:basedOn w:val="12"/>
     <w:uiPriority w:val="63"/>
@@ -5557,9 +5678,10 @@
       </w:tcPr>
     </w:tblStylePr>
   </w:style>
-  <w:style w:type="table" w:styleId="91">
+  <w:style w:type="table" w:styleId="92">
     <w:name w:val="Medium Shading 1 Accent 4"/>
     <w:basedOn w:val="12"/>
+    <w:qFormat/>
     <w:uiPriority w:val="63"/>
     <w:pPr>
       <w:spacing w:after="0" w:line="240" w:lineRule="auto"/>
@@ -5659,9 +5781,10 @@
       </w:tcPr>
     </w:tblStylePr>
   </w:style>
-  <w:style w:type="table" w:styleId="92">
+  <w:style w:type="table" w:styleId="93">
     <w:name w:val="Medium Shading 1 Accent 5"/>
     <w:basedOn w:val="12"/>
+    <w:qFormat/>
     <w:uiPriority w:val="63"/>
     <w:pPr>
       <w:spacing w:after="0" w:line="240" w:lineRule="auto"/>
@@ -5761,7 +5884,7 @@
       </w:tcPr>
     </w:tblStylePr>
   </w:style>
-  <w:style w:type="table" w:styleId="93">
+  <w:style w:type="table" w:styleId="94">
     <w:name w:val="Medium Shading 1 Accent 6"/>
     <w:basedOn w:val="12"/>
     <w:uiPriority w:val="63"/>
@@ -5863,7 +5986,7 @@
       </w:tcPr>
     </w:tblStylePr>
   </w:style>
-  <w:style w:type="table" w:styleId="94">
+  <w:style w:type="table" w:styleId="95">
     <w:name w:val="Medium Shading 2"/>
     <w:basedOn w:val="12"/>
     <w:uiPriority w:val="64"/>
@@ -6020,9 +6143,10 @@
       </w:tcPr>
     </w:tblStylePr>
   </w:style>
-  <w:style w:type="table" w:styleId="95">
+  <w:style w:type="table" w:styleId="96">
     <w:name w:val="Medium Shading 2 Accent 1"/>
     <w:basedOn w:val="12"/>
+    <w:qFormat/>
     <w:uiPriority w:val="64"/>
     <w:pPr>
       <w:spacing w:after="0" w:line="240" w:lineRule="auto"/>
@@ -6177,7 +6301,7 @@
       </w:tcPr>
     </w:tblStylePr>
   </w:style>
-  <w:style w:type="table" w:styleId="96">
+  <w:style w:type="table" w:styleId="97">
     <w:name w:val="Medium Shading 2 Accent 2"/>
     <w:basedOn w:val="12"/>
     <w:uiPriority w:val="64"/>
@@ -6334,9 +6458,10 @@
       </w:tcPr>
     </w:tblStylePr>
   </w:style>
-  <w:style w:type="table" w:styleId="97">
+  <w:style w:type="table" w:styleId="98">
     <w:name w:val="Medium Shading 2 Accent 3"/>
     <w:basedOn w:val="12"/>
+    <w:qFormat/>
     <w:uiPriority w:val="64"/>
     <w:pPr>
       <w:spacing w:after="0" w:line="240" w:lineRule="auto"/>
@@ -6491,9 +6616,10 @@
       </w:tcPr>
     </w:tblStylePr>
   </w:style>
-  <w:style w:type="table" w:styleId="98">
+  <w:style w:type="table" w:styleId="99">
     <w:name w:val="Medium Shading 2 Accent 4"/>
     <w:basedOn w:val="12"/>
+    <w:qFormat/>
     <w:uiPriority w:val="64"/>
     <w:pPr>
       <w:spacing w:after="0" w:line="240" w:lineRule="auto"/>
@@ -6648,7 +6774,7 @@
       </w:tcPr>
     </w:tblStylePr>
   </w:style>
-  <w:style w:type="table" w:styleId="99">
+  <w:style w:type="table" w:styleId="100">
     <w:name w:val="Medium Shading 2 Accent 5"/>
     <w:basedOn w:val="12"/>
     <w:uiPriority w:val="64"/>
@@ -6805,7 +6931,7 @@
       </w:tcPr>
     </w:tblStylePr>
   </w:style>
-  <w:style w:type="table" w:styleId="100">
+  <w:style w:type="table" w:styleId="101">
     <w:name w:val="Medium Shading 2 Accent 6"/>
     <w:basedOn w:val="12"/>
     <w:uiPriority w:val="64"/>
@@ -6962,7 +7088,7 @@
       </w:tcPr>
     </w:tblStylePr>
   </w:style>
-  <w:style w:type="table" w:styleId="101">
+  <w:style w:type="table" w:styleId="102">
     <w:name w:val="Medium List 1"/>
     <w:basedOn w:val="12"/>
     <w:uiPriority w:val="65"/>
@@ -7047,7 +7173,7 @@
       </w:tcPr>
     </w:tblStylePr>
   </w:style>
-  <w:style w:type="table" w:styleId="102">
+  <w:style w:type="table" w:styleId="103">
     <w:name w:val="Medium List 1 Accent 1"/>
     <w:basedOn w:val="12"/>
     <w:uiPriority w:val="65"/>
@@ -7132,7 +7258,7 @@
       </w:tcPr>
     </w:tblStylePr>
   </w:style>
-  <w:style w:type="table" w:styleId="103">
+  <w:style w:type="table" w:styleId="104">
     <w:name w:val="Medium List 1 Accent 2"/>
     <w:basedOn w:val="12"/>
     <w:uiPriority w:val="65"/>
@@ -7217,7 +7343,7 @@
       </w:tcPr>
     </w:tblStylePr>
   </w:style>
-  <w:style w:type="table" w:styleId="104">
+  <w:style w:type="table" w:styleId="105">
     <w:name w:val="Medium List 1 Accent 3"/>
     <w:basedOn w:val="12"/>
     <w:qFormat/>
@@ -7303,7 +7429,7 @@
       </w:tcPr>
     </w:tblStylePr>
   </w:style>
-  <w:style w:type="table" w:styleId="105">
+  <w:style w:type="table" w:styleId="106">
     <w:name w:val="Medium List 1 Accent 4"/>
     <w:basedOn w:val="12"/>
     <w:qFormat/>
@@ -7389,7 +7515,7 @@
       </w:tcPr>
     </w:tblStylePr>
   </w:style>
-  <w:style w:type="table" w:styleId="106">
+  <w:style w:type="table" w:styleId="107">
     <w:name w:val="Medium List 1 Accent 5"/>
     <w:basedOn w:val="12"/>
     <w:qFormat/>
@@ -7475,7 +7601,7 @@
       </w:tcPr>
     </w:tblStylePr>
   </w:style>
-  <w:style w:type="table" w:styleId="107">
+  <w:style w:type="table" w:styleId="108">
     <w:name w:val="Medium List 1 Accent 6"/>
     <w:basedOn w:val="12"/>
     <w:qFormat/>
@@ -7561,7 +7687,7 @@
       </w:tcPr>
     </w:tblStylePr>
   </w:style>
-  <w:style w:type="table" w:styleId="108">
+  <w:style w:type="table" w:styleId="109">
     <w:name w:val="Medium List 2"/>
     <w:basedOn w:val="12"/>
     <w:qFormat/>
@@ -7683,7 +7809,7 @@
       </w:tcPr>
     </w:tblStylePr>
   </w:style>
-  <w:style w:type="table" w:styleId="109">
+  <w:style w:type="table" w:styleId="110">
     <w:name w:val="Medium List 2 Accent 1"/>
     <w:basedOn w:val="12"/>
     <w:qFormat/>
@@ -7805,7 +7931,7 @@
       </w:tcPr>
     </w:tblStylePr>
   </w:style>
-  <w:style w:type="table" w:styleId="110">
+  <w:style w:type="table" w:styleId="111">
     <w:name w:val="Medium List 2 Accent 2"/>
     <w:basedOn w:val="12"/>
     <w:qFormat/>
@@ -7927,7 +8053,7 @@
       </w:tcPr>
     </w:tblStylePr>
   </w:style>
-  <w:style w:type="table" w:styleId="111">
+  <w:style w:type="table" w:styleId="112">
     <w:name w:val="Medium List 2 Accent 3"/>
     <w:basedOn w:val="12"/>
     <w:qFormat/>
@@ -8049,7 +8175,7 @@
       </w:tcPr>
     </w:tblStylePr>
   </w:style>
-  <w:style w:type="table" w:styleId="112">
+  <w:style w:type="table" w:styleId="113">
     <w:name w:val="Medium List 2 Accent 4"/>
     <w:basedOn w:val="12"/>
     <w:qFormat/>
@@ -8171,9 +8297,10 @@
       </w:tcPr>
     </w:tblStylePr>
   </w:style>
-  <w:style w:type="table" w:styleId="113">
+  <w:style w:type="table" w:styleId="114">
     <w:name w:val="Medium List 2 Accent 5"/>
     <w:basedOn w:val="12"/>
+    <w:qFormat/>
     <w:uiPriority w:val="66"/>
     <w:pPr>
       <w:spacing w:after="0" w:line="240" w:lineRule="auto"/>
@@ -8292,7 +8419,7 @@
       </w:tcPr>
     </w:tblStylePr>
   </w:style>
-  <w:style w:type="table" w:styleId="114">
+  <w:style w:type="table" w:styleId="115">
     <w:name w:val="Medium List 2 Accent 6"/>
     <w:basedOn w:val="12"/>
     <w:qFormat/>
@@ -8414,7 +8541,7 @@
       </w:tcPr>
     </w:tblStylePr>
   </w:style>
-  <w:style w:type="table" w:styleId="115">
+  <w:style w:type="table" w:styleId="116">
     <w:name w:val="Medium Grid 1"/>
     <w:basedOn w:val="12"/>
     <w:uiPriority w:val="67"/>
@@ -8480,7 +8607,7 @@
       </w:tcPr>
     </w:tblStylePr>
   </w:style>
-  <w:style w:type="table" w:styleId="116">
+  <w:style w:type="table" w:styleId="117">
     <w:name w:val="Medium Grid 1 Accent 1"/>
     <w:basedOn w:val="12"/>
     <w:qFormat/>
@@ -8547,7 +8674,7 @@
       </w:tcPr>
     </w:tblStylePr>
   </w:style>
-  <w:style w:type="table" w:styleId="117">
+  <w:style w:type="table" w:styleId="118">
     <w:name w:val="Medium Grid 1 Accent 2"/>
     <w:basedOn w:val="12"/>
     <w:qFormat/>
@@ -8614,7 +8741,7 @@
       </w:tcPr>
     </w:tblStylePr>
   </w:style>
-  <w:style w:type="table" w:styleId="118">
+  <w:style w:type="table" w:styleId="119">
     <w:name w:val="Medium Grid 1 Accent 3"/>
     <w:basedOn w:val="12"/>
     <w:qFormat/>
@@ -8681,7 +8808,7 @@
       </w:tcPr>
     </w:tblStylePr>
   </w:style>
-  <w:style w:type="table" w:styleId="119">
+  <w:style w:type="table" w:styleId="120">
     <w:name w:val="Medium Grid 1 Accent 4"/>
     <w:basedOn w:val="12"/>
     <w:qFormat/>
@@ -8748,7 +8875,7 @@
       </w:tcPr>
     </w:tblStylePr>
   </w:style>
-  <w:style w:type="table" w:styleId="120">
+  <w:style w:type="table" w:styleId="121">
     <w:name w:val="Medium Grid 1 Accent 5"/>
     <w:basedOn w:val="12"/>
     <w:qFormat/>
@@ -8815,7 +8942,7 @@
       </w:tcPr>
     </w:tblStylePr>
   </w:style>
-  <w:style w:type="table" w:styleId="121">
+  <w:style w:type="table" w:styleId="122">
     <w:name w:val="Medium Grid 1 Accent 6"/>
     <w:basedOn w:val="12"/>
     <w:qFormat/>
@@ -8882,7 +9009,7 @@
       </w:tcPr>
     </w:tblStylePr>
   </w:style>
-  <w:style w:type="table" w:styleId="122">
+  <w:style w:type="table" w:styleId="123">
     <w:name w:val="Medium Grid 2"/>
     <w:basedOn w:val="12"/>
     <w:qFormat/>
@@ -9022,7 +9149,7 @@
       </w:tcPr>
     </w:tblStylePr>
   </w:style>
-  <w:style w:type="table" w:styleId="123">
+  <w:style w:type="table" w:styleId="124">
     <w:name w:val="Medium Grid 2 Accent 1"/>
     <w:basedOn w:val="12"/>
     <w:qFormat/>
@@ -9162,7 +9289,7 @@
       </w:tcPr>
     </w:tblStylePr>
   </w:style>
-  <w:style w:type="table" w:styleId="124">
+  <w:style w:type="table" w:styleId="125">
     <w:name w:val="Medium Grid 2 Accent 2"/>
     <w:basedOn w:val="12"/>
     <w:qFormat/>
@@ -9302,7 +9429,7 @@
       </w:tcPr>
     </w:tblStylePr>
   </w:style>
-  <w:style w:type="table" w:styleId="125">
+  <w:style w:type="table" w:styleId="126">
     <w:name w:val="Medium Grid 2 Accent 3"/>
     <w:basedOn w:val="12"/>
     <w:qFormat/>
@@ -9442,7 +9569,7 @@
       </w:tcPr>
     </w:tblStylePr>
   </w:style>
-  <w:style w:type="table" w:styleId="126">
+  <w:style w:type="table" w:styleId="127">
     <w:name w:val="Medium Grid 2 Accent 4"/>
     <w:basedOn w:val="12"/>
     <w:qFormat/>
@@ -9582,7 +9709,7 @@
       </w:tcPr>
     </w:tblStylePr>
   </w:style>
-  <w:style w:type="table" w:styleId="127">
+  <w:style w:type="table" w:styleId="128">
     <w:name w:val="Medium Grid 2 Accent 5"/>
     <w:basedOn w:val="12"/>
     <w:qFormat/>
@@ -9722,7 +9849,7 @@
       </w:tcPr>
     </w:tblStylePr>
   </w:style>
-  <w:style w:type="table" w:styleId="128">
+  <w:style w:type="table" w:styleId="129">
     <w:name w:val="Medium Grid 2 Accent 6"/>
     <w:basedOn w:val="12"/>
     <w:qFormat/>
@@ -9862,7 +9989,7 @@
       </w:tcPr>
     </w:tblStylePr>
   </w:style>
-  <w:style w:type="table" w:styleId="129">
+  <w:style w:type="table" w:styleId="130">
     <w:name w:val="Medium Grid 3"/>
     <w:basedOn w:val="12"/>
     <w:qFormat/>
@@ -10014,7 +10141,7 @@
       </w:tcPr>
     </w:tblStylePr>
   </w:style>
-  <w:style w:type="table" w:styleId="130">
+  <w:style w:type="table" w:styleId="131">
     <w:name w:val="Medium Grid 3 Accent 1"/>
     <w:basedOn w:val="12"/>
     <w:qFormat/>
@@ -10166,7 +10293,7 @@
       </w:tcPr>
     </w:tblStylePr>
   </w:style>
-  <w:style w:type="table" w:styleId="131">
+  <w:style w:type="table" w:styleId="132">
     <w:name w:val="Medium Grid 3 Accent 2"/>
     <w:basedOn w:val="12"/>
     <w:qFormat/>
@@ -10318,7 +10445,7 @@
       </w:tcPr>
     </w:tblStylePr>
   </w:style>
-  <w:style w:type="table" w:styleId="132">
+  <w:style w:type="table" w:styleId="133">
     <w:name w:val="Medium Grid 3 Accent 3"/>
     <w:basedOn w:val="12"/>
     <w:qFormat/>
@@ -10470,7 +10597,7 @@
       </w:tcPr>
     </w:tblStylePr>
   </w:style>
-  <w:style w:type="table" w:styleId="133">
+  <w:style w:type="table" w:styleId="134">
     <w:name w:val="Medium Grid 3 Accent 4"/>
     <w:basedOn w:val="12"/>
     <w:qFormat/>
@@ -10622,7 +10749,7 @@
       </w:tcPr>
     </w:tblStylePr>
   </w:style>
-  <w:style w:type="table" w:styleId="134">
+  <w:style w:type="table" w:styleId="135">
     <w:name w:val="Medium Grid 3 Accent 5"/>
     <w:basedOn w:val="12"/>
     <w:qFormat/>
@@ -10774,7 +10901,7 @@
       </w:tcPr>
     </w:tblStylePr>
   </w:style>
-  <w:style w:type="table" w:styleId="135">
+  <w:style w:type="table" w:styleId="136">
     <w:name w:val="Medium Grid 3 Accent 6"/>
     <w:basedOn w:val="12"/>
     <w:qFormat/>
@@ -10926,7 +11053,7 @@
       </w:tcPr>
     </w:tblStylePr>
   </w:style>
-  <w:style w:type="table" w:styleId="136">
+  <w:style w:type="table" w:styleId="137">
     <w:name w:val="Dark List"/>
     <w:basedOn w:val="12"/>
     <w:qFormat/>
@@ -11036,7 +11163,7 @@
       </w:tcPr>
     </w:tblStylePr>
   </w:style>
-  <w:style w:type="table" w:styleId="137">
+  <w:style w:type="table" w:styleId="138">
     <w:name w:val="Dark List Accent 1"/>
     <w:basedOn w:val="12"/>
     <w:qFormat/>
@@ -11146,7 +11273,7 @@
       </w:tcPr>
     </w:tblStylePr>
   </w:style>
-  <w:style w:type="table" w:styleId="138">
+  <w:style w:type="table" w:styleId="139">
     <w:name w:val="Dark List Accent 2"/>
     <w:basedOn w:val="12"/>
     <w:qFormat/>
@@ -11256,7 +11383,7 @@
       </w:tcPr>
     </w:tblStylePr>
   </w:style>
-  <w:style w:type="table" w:styleId="139">
+  <w:style w:type="table" w:styleId="140">
     <w:name w:val="Dark List Accent 3"/>
     <w:basedOn w:val="12"/>
     <w:qFormat/>
@@ -11366,7 +11493,7 @@
       </w:tcPr>
     </w:tblStylePr>
   </w:style>
-  <w:style w:type="table" w:styleId="140">
+  <w:style w:type="table" w:styleId="141">
     <w:name w:val="Dark List Accent 4"/>
     <w:basedOn w:val="12"/>
     <w:qFormat/>
@@ -11476,7 +11603,7 @@
       </w:tcPr>
     </w:tblStylePr>
   </w:style>
-  <w:style w:type="table" w:styleId="141">
+  <w:style w:type="table" w:styleId="142">
     <w:name w:val="Dark List Accent 5"/>
     <w:basedOn w:val="12"/>
     <w:qFormat/>
@@ -11586,7 +11713,7 @@
       </w:tcPr>
     </w:tblStylePr>
   </w:style>
-  <w:style w:type="table" w:styleId="142">
+  <w:style w:type="table" w:styleId="143">
     <w:name w:val="Dark List Accent 6"/>
     <w:basedOn w:val="12"/>
     <w:qFormat/>
@@ -11696,7 +11823,7 @@
       </w:tcPr>
     </w:tblStylePr>
   </w:style>
-  <w:style w:type="table" w:styleId="143">
+  <w:style w:type="table" w:styleId="144">
     <w:name w:val="Colorful Shading"/>
     <w:basedOn w:val="12"/>
     <w:qFormat/>
@@ -11839,7 +11966,7 @@
       </w:rPr>
     </w:tblStylePr>
   </w:style>
-  <w:style w:type="table" w:styleId="144">
+  <w:style w:type="table" w:styleId="145">
     <w:name w:val="Colorful Shading Accent 1"/>
     <w:basedOn w:val="12"/>
     <w:qFormat/>
@@ -11982,7 +12109,7 @@
       </w:rPr>
     </w:tblStylePr>
   </w:style>
-  <w:style w:type="table" w:styleId="145">
+  <w:style w:type="table" w:styleId="146">
     <w:name w:val="Colorful Shading Accent 2"/>
     <w:basedOn w:val="12"/>
     <w:qFormat/>
@@ -12125,7 +12252,7 @@
       </w:rPr>
     </w:tblStylePr>
   </w:style>
-  <w:style w:type="table" w:styleId="146">
+  <w:style w:type="table" w:styleId="147">
     <w:name w:val="Colorful Shading Accent 3"/>
     <w:basedOn w:val="12"/>
     <w:qFormat/>
@@ -12248,7 +12375,7 @@
       </w:tcPr>
     </w:tblStylePr>
   </w:style>
-  <w:style w:type="table" w:styleId="147">
+  <w:style w:type="table" w:styleId="148">
     <w:name w:val="Colorful Shading Accent 4"/>
     <w:basedOn w:val="12"/>
     <w:qFormat/>
@@ -12391,7 +12518,7 @@
       </w:rPr>
     </w:tblStylePr>
   </w:style>
-  <w:style w:type="table" w:styleId="148">
+  <w:style w:type="table" w:styleId="149">
     <w:name w:val="Colorful Shading Accent 5"/>
     <w:basedOn w:val="12"/>
     <w:qFormat/>
@@ -12534,7 +12661,7 @@
       </w:rPr>
     </w:tblStylePr>
   </w:style>
-  <w:style w:type="table" w:styleId="149">
+  <w:style w:type="table" w:styleId="150">
     <w:name w:val="Colorful Shading Accent 6"/>
     <w:basedOn w:val="12"/>
     <w:qFormat/>
@@ -12677,7 +12804,7 @@
       </w:rPr>
     </w:tblStylePr>
   </w:style>
-  <w:style w:type="table" w:styleId="150">
+  <w:style w:type="table" w:styleId="151">
     <w:name w:val="Colorful List"/>
     <w:basedOn w:val="12"/>
     <w:qFormat/>
@@ -12766,7 +12893,7 @@
       </w:tcPr>
     </w:tblStylePr>
   </w:style>
-  <w:style w:type="table" w:styleId="151">
+  <w:style w:type="table" w:styleId="152">
     <w:name w:val="Colorful List Accent 1"/>
     <w:basedOn w:val="12"/>
     <w:qFormat/>
@@ -12855,7 +12982,7 @@
       </w:tcPr>
     </w:tblStylePr>
   </w:style>
-  <w:style w:type="table" w:styleId="152">
+  <w:style w:type="table" w:styleId="153">
     <w:name w:val="Colorful List Accent 2"/>
     <w:basedOn w:val="12"/>
     <w:qFormat/>
@@ -12944,7 +13071,7 @@
       </w:tcPr>
     </w:tblStylePr>
   </w:style>
-  <w:style w:type="table" w:styleId="153">
+  <w:style w:type="table" w:styleId="154">
     <w:name w:val="Colorful List Accent 3"/>
     <w:basedOn w:val="12"/>
     <w:qFormat/>
@@ -13033,7 +13160,7 @@
       </w:tcPr>
     </w:tblStylePr>
   </w:style>
-  <w:style w:type="table" w:styleId="154">
+  <w:style w:type="table" w:styleId="155">
     <w:name w:val="Colorful List Accent 4"/>
     <w:basedOn w:val="12"/>
     <w:qFormat/>
@@ -13122,7 +13249,7 @@
       </w:tcPr>
     </w:tblStylePr>
   </w:style>
-  <w:style w:type="table" w:styleId="155">
+  <w:style w:type="table" w:styleId="156">
     <w:name w:val="Colorful List Accent 5"/>
     <w:basedOn w:val="12"/>
     <w:qFormat/>
@@ -13211,7 +13338,7 @@
       </w:tcPr>
     </w:tblStylePr>
   </w:style>
-  <w:style w:type="table" w:styleId="156">
+  <w:style w:type="table" w:styleId="157">
     <w:name w:val="Colorful List Accent 6"/>
     <w:basedOn w:val="12"/>
     <w:qFormat/>
@@ -13300,7 +13427,7 @@
       </w:tcPr>
     </w:tblStylePr>
   </w:style>
-  <w:style w:type="table" w:styleId="157">
+  <w:style w:type="table" w:styleId="158">
     <w:name w:val="Colorful Grid"/>
     <w:basedOn w:val="12"/>
     <w:qFormat/>
@@ -13391,7 +13518,7 @@
       </w:tcPr>
     </w:tblStylePr>
   </w:style>
-  <w:style w:type="table" w:styleId="158">
+  <w:style w:type="table" w:styleId="159">
     <w:name w:val="Colorful Grid Accent 1"/>
     <w:basedOn w:val="12"/>
     <w:qFormat/>
@@ -13482,7 +13609,7 @@
       </w:tcPr>
     </w:tblStylePr>
   </w:style>
-  <w:style w:type="table" w:styleId="159">
+  <w:style w:type="table" w:styleId="160">
     <w:name w:val="Colorful Grid Accent 2"/>
     <w:basedOn w:val="12"/>
     <w:qFormat/>
@@ -13573,7 +13700,7 @@
       </w:tcPr>
     </w:tblStylePr>
   </w:style>
-  <w:style w:type="table" w:styleId="160">
+  <w:style w:type="table" w:styleId="161">
     <w:name w:val="Colorful Grid Accent 3"/>
     <w:basedOn w:val="12"/>
     <w:qFormat/>
@@ -13664,7 +13791,7 @@
       </w:tcPr>
     </w:tblStylePr>
   </w:style>
-  <w:style w:type="table" w:styleId="161">
+  <w:style w:type="table" w:styleId="162">
     <w:name w:val="Colorful Grid Accent 4"/>
     <w:basedOn w:val="12"/>
     <w:qFormat/>
@@ -13755,7 +13882,7 @@
       </w:tcPr>
     </w:tblStylePr>
   </w:style>
-  <w:style w:type="table" w:styleId="162">
+  <w:style w:type="table" w:styleId="163">
     <w:name w:val="Colorful Grid Accent 5"/>
     <w:basedOn w:val="12"/>
     <w:qFormat/>
@@ -13846,7 +13973,7 @@
       </w:tcPr>
     </w:tblStylePr>
   </w:style>
-  <w:style w:type="table" w:styleId="163">
+  <w:style w:type="table" w:styleId="164">
     <w:name w:val="Colorful Grid Accent 6"/>
     <w:basedOn w:val="12"/>
     <w:qFormat/>
